--- a/Checkpoint 4 Discovery, Quest Creation, and Participation.docx
+++ b/Checkpoint 4 Discovery, Quest Creation, and Participation.docx
@@ -182,7 +182,7 @@
       </w:pPr>
       <w:r>
         <w:rPr/>
-        <w:t>Wire a real map provider once one is approved (CP1 decision D-05); the discovery experience is a filtered list until then.</w:t>
+        <w:t>Replace the personal-account Mapbox token now in use with a production-owned token/account before launch (a real map is wired in as of the addendum below).</w:t>
       </w:r>
     </w:p>
     <w:p>
@@ -218,7 +218,7 @@
       </w:pPr>
       <w:r>
         <w:rPr/>
-        <w:t>Carry forward CP3's still-open items: Google sign-in, a durable/shared rate limiter, and anything requiring a hosted environment. Realtime chat delivery is explicitly CP5 scope.</w:t>
+        <w:t>Carry forward CP3's still-open items: a durable/shared rate limiter, and anything requiring production use of a hosted environment.</w:t>
       </w:r>
     </w:p>
     <w:p>
@@ -248,6 +248,51 @@
       <w:r>
         <w:rPr/>
         <w:t>See `website/supabase/migrations/20260926000100_quest_foundation.sql` and `website/supabase/seed.sql` for the CP4 schema and fixtures, `website/src/app/quests/` and `website/src/app/notifications/` for the frontend, and `website/docs/SECURITY.md` for the full CP4 policy and function reference.</w:t>
+      </w:r>
+    </w:p>
+    <w:p>
+      <w:pPr>
+        <w:pStyle w:val="Heading1"/>
+      </w:pPr>
+      <w:r>
+        <w:rPr/>
+        <w:t>Post-CP4 addendum: hosted project, Google sign-in, and the live map</w:t>
+      </w:r>
+    </w:p>
+    <w:p>
+      <w:pPr>
+        <w:pStyle w:val="ListBullet"/>
+      </w:pPr>
+      <w:r>
+        <w:rPr/>
+        <w:t>The CP3/CP4 schema and seed fixtures were pushed to a hosted Supabase project (wmaqfsetovfoowpwbqfr, ap-southeast-1); row-level security and the security-definer functions were verified to behave identically there (anonymous reads denied, unauthenticated RPC calls rejected). It holds no real user data.</w:t>
+      </w:r>
+    </w:p>
+    <w:p>
+      <w:pPr>
+        <w:pStyle w:val="ListBullet"/>
+      </w:pPr>
+      <w:r>
+        <w:rPr/>
+        <w:t>Google sign-in is implemented end to end: a real OAuth client ID is configured, an /auth/callback route exchanges the authorization code for a session, and both sign-in and sign-up offer "Continue with Google", gated by the same development-only flag as email/password sign-up. Verified with a real Playwright browser session reaching Google's actual consent screen with the correct client ID and redirect URI.</w:t>
+      </w:r>
+    </w:p>
+    <w:p>
+      <w:pPr>
+        <w:pStyle w:val="ListBullet"/>
+      </w:pPr>
+      <w:r>
+        <w:rPr/>
+        <w:t>The discovery map is now a real, interactive Mapbox map (not the earlier illustrative placeholder), plotting published quests at their meetup place's coordinates via a new read-only database function; it still shows only fixed quest-venue locations, never a device's live position, and falls back to the illustrative placeholder if no map token is configured. Verified with Playwright: the map canvas renders, paints, shows a quest pin, and loads without console errors.</w:t>
+      </w:r>
+    </w:p>
+    <w:p>
+      <w:pPr>
+        <w:pStyle w:val="ListBullet"/>
+      </w:pPr>
+      <w:r>
+        <w:rPr/>
+        <w:t>The Mapbox token in use was issued on a personal account for development purposes; a production-owned token is still needed before launch, consistent with the updated Checkpoint 0 decision D-05.</w:t>
       </w:r>
     </w:p>
     <w:sectPr>
